--- a/L2A-System-Architecture/CiC_L2A_Architecture_Map_V2_2.docx
+++ b/L2A-System-Architecture/CiC_L2A_Architecture_Map_V2_2.docx
@@ -409,8 +409,6 @@
     <w:p>
       <w:r>
         <w:t xml:space="preserve">High for Essential Experience and Psychological Foundations, now at V2.1. Three experiential encodings carry the open flag from Constitution V2.2 — provisional pending external scholarly review with formation-theology expertise: the Witness-Not-Recruitment </w:t>
-      </w:r>
-      <w:r>
         <w:lastRenderedPageBreak/>
         <w:t>boundary as an experiential commitment, the Christ-Ward Telos as an experiential direction, and the named-absence principle as a participant-facing encounter. The Five Convictions in the Theological Foundation are not provisional — they are the supreme governing convictions from which the architecture is derived and are not subject to external review for validation.</w:t>
       </w:r>
@@ -1089,8 +1087,6 @@
     <w:p>
       <w:r>
         <w:t xml:space="preserve">AI Review, Source Verification, Cross-World Contamination Review, Strand Determination Verification, Writing-From-Inside Review, Representative Readiness Review, Living Tradition Status Confirmation (Article 29), External Scholarly Review (Article 31), </w:t>
-      </w:r>
-      <w:r>
         <w:lastRenderedPageBreak/>
         <w:t>Adversarial Resistance Review (Article 32) — see the Construction Framework and the Deployment Standards document for checkpoint sequencing, tool assignment, and reviewer requirements.</w:t>
       </w:r>
@@ -1761,7 +1757,7 @@
         <w:pStyle w:val="ListBullet"/>
       </w:pPr>
       <w:r>
-        <w:t>Voice Configuration (ElevenLabs operational configuration — per-world deployment document)</w:t>
+        <w:t>Voice Configuration (see System Operations — per-world deployment document)</w:t>
       </w:r>
     </w:p>
     <w:p>

--- a/L2A-System-Architecture/CiC_L2A_Architecture_Map_V2_2.docx
+++ b/L2A-System-Architecture/CiC_L2A_Architecture_Map_V2_2.docx
@@ -820,10 +820,7 @@
         <w:rPr>
           <w:b/>
         </w:rPr>
-        <w:t>Produces:</w:t>
-      </w:r>
-      <w:r>
-        <w:t xml:space="preserve"> Source Ecology (Doc_01) — assessment of what the world's evidence is and is not, including oral, material, and liturgical attestation where applicable, with maturity judged by rigor of handling rather than by textual volume.</w:t>
+        <w:t>Produces: Source Ecology (Doc_02) — assessment of what the world's evidence is and is not, including oral, material, and liturgical attestation where applicable, with maturity judged by rigor of handling rather than by textual volume.</w:t>
       </w:r>
     </w:p>
     <w:p>
@@ -850,10 +847,7 @@
         <w:rPr>
           <w:b/>
         </w:rPr>
-        <w:t>Produces:</w:t>
-      </w:r>
-      <w:r>
-        <w:t xml:space="preserve"> Historical Gravity (Doc_02) — the world's irreducible formation core.</w:t>
+        <w:t>Produces: Historical Gravity (Doc_04) — the world's irreducible formation core.</w:t>
       </w:r>
     </w:p>
     <w:p>
@@ -910,10 +904,7 @@
         <w:rPr>
           <w:b/>
         </w:rPr>
-        <w:t>Produces:</w:t>
-      </w:r>
-      <w:r>
-        <w:t xml:space="preserve"> Formation Ecology (Doc_04 and Doc_05) — full reconstruction across the world's ecology lenses: Human, Community, Worship, Organizational, Intellectual, and Ministry.</w:t>
+        <w:t>Produces: Formation Ecology (Doc_05) — full reconstruction across the world's ecology lenses: Human, Community, Worship, Organizational, Intellectual, and Ministry.</w:t>
       </w:r>
     </w:p>
     <w:p>

--- a/L2A-System-Architecture/CiC_L2A_Architecture_Map_V2_2.docx
+++ b/L2A-System-Architecture/CiC_L2A_Architecture_Map_V2_2.docx
@@ -734,7 +734,7 @@
         <w:pStyle w:val="ListBullet"/>
       </w:pPr>
       <w:r>
-        <w:t>Source Metadata Framework</w:t>
+        <w:t>Source Registry (per-world source database -- see Source Registry Template, L3B)</w:t>
       </w:r>
     </w:p>
     <w:p>
@@ -771,8 +771,7 @@
     </w:p>
     <w:p>
       <w:r>
-        <w:lastRenderedPageBreak/>
-        <w:t>Medium for existing deliverables. The Living Tradition Differentiation Guidance deliverable remains without a consolidated document, though its substance now exists piecemeal across several Layer 5 documents (see Key Deliverables note above). The existing “Scholarly review” responsibility addresses citation and source accuracy but does not address the separate question of a reconstructed world being mistaken for a living tradition's current doctrine or identity — and piecemeal operationalization without a consolidated guidance document may be part of why that question has not yet been asked consistently across worlds. Two reconciliation flags remain open: confidence vocabulary conflict (Constitution Article 17 notes that the Construction Framework must be updated to the Constitution's authoritative version before Article 17's confidence vocabulary fully governs) and story tier classification conflict (Constitution Article 19 carries an identical note regarding its story-tier scheme). Both are open pending project lead decision and Construction Framework update.</w:t>
+        <w:t>Medium for existing deliverables. The Living Tradition Differentiation Guidance deliverable remains without a consolidated document, though its substance now exists piecemeal across several Layer 5 documents (see Key Deliverables note above). The existing “Scholarly review” responsibility addresses citation and source accuracy but does not address the separate question of a reconstructed world being mistaken for a living tradition's current doctrine or identity — and piecemeal operationalization without a consolidated guidance document may be part of why that question has not yet been asked consistently across worlds. Two reconciliation flags previously tracked here are now resolved: the confidence vocabulary conflict (Constitution Article 17) and the story-tier classification conflict (Constitution Article 19). Verified directly against the Construction Framework V7.4 DRAFT on this branch: the five-level confidence vocabulary (Documented / Widely Accepted / Dominant Modern Reconstruction / Contested / Inferential-Thin) is fully present, and Tier 3 is defined as Attributed Tradition with Hagiographic Narrative as a named sub-type — matching the reconciliation option the transition-era Holding Document had proposed. The Constitution's own inline notes flagging these as pending (“the Construction Framework must be updated...”, appearing after Articles 17 and 19) are themselves now stale and should be removed the next time the Constitution is opened for an unrelated edit — not urgent enough to justify a standalone edit on its own.</w:t>
       </w:r>
     </w:p>
     <w:p>
@@ -820,7 +819,7 @@
         <w:rPr>
           <w:b/>
         </w:rPr>
-        <w:t>Produces: Source Ecology (Doc_02) — assessment of what the world's evidence is and is not, including oral, material, and liturgical attestation where applicable, with maturity judged by rigor of handling rather than by textual volume.</w:t>
+        <w:t>Produces: Source Ecology (Doc_02) — assessment of what the world's evidence is and is not, including oral, material, and liturgical attestation where applicable, with maturity judged by rigor of handling rather than by textual volume -- and, as a co-equal structured output of the same Step 2 pass, the Source Registry (per-world Type/Confidence/Boundary-Status source database; see Source Registry Template, L3B).</w:t>
       </w:r>
     </w:p>
     <w:p>
